--- a/Knowledge/3-Work knowledge/1-Software Engineering/2-Testing/5-My Source/1-ISTQB Foundation Level/4-Dynamic Testing/3-Types of Acceptance Testing/1-Types of Acceptance Testing.docx
+++ b/Knowledge/3-Work knowledge/1-Software Engineering/2-Testing/5-My Source/1-ISTQB Foundation Level/4-Dynamic Testing/3-Types of Acceptance Testing/1-Types of Acceptance Testing.docx
@@ -21,60 +21,77 @@
       </w:pPr>
       <w:r>
         <w:rPr>
+          <w:rFonts w:ascii="Arial" w:eastAsia="Arial" w:hAnsi="Arial" w:cs="Arial"/>
           <w:b/>
-          <w:shd w:val="clear" w:color="auto" w:fill="B7B7B7"/>
-        </w:rPr>
-        <w:t># Source</w:t>
-      </w:r>
-      <w:r>
-        <w:rPr>
-          <w:shd w:val="clear" w:color="auto" w:fill="B7B7B7"/>
-        </w:rPr>
-        <w:t xml:space="preserve">: </w:t>
-      </w:r>
-      <w:proofErr w:type="spellStart"/>
-      <w:r>
-        <w:rPr>
+          <w:color w:val="000000"/>
+          <w:sz w:val="18"/>
+          <w:highlight w:val="lightGray"/>
+        </w:rPr>
+        <w:t># Source: AI Source: Provided by: [Data Path</w:t>
+      </w:r>
+      <w:r>
+        <w:rPr>
+          <w:rFonts w:ascii="Arial" w:eastAsia="Arial" w:hAnsi="Arial" w:cs="Arial"/>
+          <w:color w:val="000000"/>
+          <w:sz w:val="18"/>
+          <w:highlight w:val="lightGray"/>
+        </w:rPr>
+        <w:t xml:space="preserve">: Persons Table -&gt; ID Column: 1, Name_En Column: Motasem Essam] -&gt; </w:t>
+      </w:r>
+      <w:r>
+        <w:rPr>
+          <w:rFonts w:ascii="Arial" w:eastAsia="Arial" w:hAnsi="Arial" w:cs="Arial"/>
           <w:b/>
-          <w:shd w:val="clear" w:color="auto" w:fill="B7B7B7"/>
-        </w:rPr>
-        <w:t>Chatgpt</w:t>
-      </w:r>
-      <w:proofErr w:type="spellEnd"/>
-      <w:r>
-        <w:rPr>
+          <w:color w:val="000000"/>
+          <w:sz w:val="18"/>
+          <w:highlight w:val="lightGray"/>
+        </w:rPr>
+        <w:t>From:</w:t>
+      </w:r>
+      <w:r>
+        <w:rPr>
+          <w:rFonts w:ascii="Arial" w:eastAsia="Arial" w:hAnsi="Arial" w:cs="Arial"/>
+          <w:color w:val="000000"/>
+          <w:sz w:val="18"/>
+          <w:highlight w:val="lightGray"/>
+        </w:rPr>
+        <w:t xml:space="preserve"> [Chatgpt (GPT</w:t>
+      </w:r>
+      <w:r>
+        <w:rPr>
+          <w:rFonts w:ascii="Arial" w:eastAsia="Arial" w:hAnsi="Arial" w:cs="Cambria Math"/>
+          <w:color w:val="000000"/>
+          <w:sz w:val="18"/>
+          <w:highlight w:val="lightGray"/>
+        </w:rPr>
+        <w:t>‑</w:t>
+      </w:r>
+      <w:r>
+        <w:rPr>
+          <w:rFonts w:ascii="Arial" w:eastAsia="Arial" w:hAnsi="Arial" w:cs="Arial"/>
+          <w:color w:val="000000"/>
+          <w:sz w:val="18"/>
+          <w:highlight w:val="lightGray"/>
+        </w:rPr>
+        <w:t xml:space="preserve">5 Mini)] </w:t>
+      </w:r>
+      <w:r>
+        <w:rPr>
+          <w:rFonts w:ascii="Arial" w:eastAsia="Arial" w:hAnsi="Arial" w:cs="Arial"/>
           <w:b/>
-          <w:shd w:val="clear" w:color="auto" w:fill="B7B7B7"/>
-        </w:rPr>
-        <w:t xml:space="preserve"> </w:t>
-      </w:r>
-      <w:r>
-        <w:rPr>
-          <w:b/>
-          <w:sz w:val="14"/>
-          <w:szCs w:val="14"/>
-          <w:shd w:val="clear" w:color="auto" w:fill="B7B7B7"/>
-        </w:rPr>
-        <w:t>(GPT</w:t>
-      </w:r>
-      <w:r>
-        <w:rPr>
-          <w:rFonts w:ascii="Cambria Math" w:hAnsi="Cambria Math" w:cs="Cambria Math"/>
-          <w:b/>
-          <w:sz w:val="14"/>
-          <w:szCs w:val="14"/>
-          <w:shd w:val="clear" w:color="auto" w:fill="B7B7B7"/>
-        </w:rPr>
-        <w:t>‑</w:t>
-      </w:r>
-      <w:r>
-        <w:rPr>
-          <w:b/>
-          <w:sz w:val="14"/>
-          <w:szCs w:val="14"/>
-          <w:shd w:val="clear" w:color="auto" w:fill="B7B7B7"/>
-        </w:rPr>
-        <w:t>5 Mini) at [8/22/2025]</w:t>
+          <w:color w:val="000000"/>
+          <w:sz w:val="18"/>
+          <w:highlight w:val="lightGray"/>
+        </w:rPr>
+        <w:t>on</w:t>
+      </w:r>
+      <w:r>
+        <w:rPr>
+          <w:rFonts w:ascii="Arial" w:eastAsia="Arial" w:hAnsi="Arial"/>
+          <w:sz w:val="18"/>
+          <w:highlight w:val="lightGray"/>
+        </w:rPr>
+        <w:t xml:space="preserve"> [8/22/2025]</w:t>
       </w:r>
     </w:p>
     <w:p>
@@ -83,7 +100,7 @@
           <w:ilvl w:val="0"/>
           <w:numId w:val="1"/>
         </w:numPr>
-        <w:spacing w:before="240"/>
+        <w:spacing w:before="240" w:after="0" w:line="276" w:lineRule="auto"/>
       </w:pPr>
       <w:r>
         <w:rPr>
@@ -131,6 +148,7 @@
           <w:ilvl w:val="0"/>
           <w:numId w:val="1"/>
         </w:numPr>
+        <w:spacing w:after="0" w:line="276" w:lineRule="auto"/>
       </w:pPr>
       <w:r>
         <w:rPr>
@@ -178,6 +196,7 @@
           <w:ilvl w:val="0"/>
           <w:numId w:val="1"/>
         </w:numPr>
+        <w:spacing w:after="0" w:line="276" w:lineRule="auto"/>
       </w:pPr>
       <w:r>
         <w:rPr>
@@ -225,6 +244,7 @@
           <w:ilvl w:val="0"/>
           <w:numId w:val="1"/>
         </w:numPr>
+        <w:spacing w:after="0" w:line="276" w:lineRule="auto"/>
       </w:pPr>
       <w:r>
         <w:rPr>
@@ -272,6 +292,7 @@
           <w:ilvl w:val="0"/>
           <w:numId w:val="1"/>
         </w:numPr>
+        <w:spacing w:after="0" w:line="276" w:lineRule="auto"/>
       </w:pPr>
       <w:r>
         <w:rPr>
@@ -332,7 +353,7 @@
           <w:ilvl w:val="0"/>
           <w:numId w:val="1"/>
         </w:numPr>
-        <w:spacing w:after="240"/>
+        <w:spacing w:after="240" w:line="276" w:lineRule="auto"/>
       </w:pPr>
       <w:r>
         <w:rPr>
@@ -404,9 +425,8 @@
           <w:b/>
           <w:noProof/>
         </w:rPr>
-        <w:lastRenderedPageBreak/>
         <w:drawing>
-          <wp:inline distT="114300" distB="114300" distL="114300" distR="114300" wp14:anchorId="309B1A29" wp14:editId="49476977">
+          <wp:inline distT="114300" distB="114300" distL="114300" distR="114300" wp14:anchorId="0A2F010A" wp14:editId="484788C5">
             <wp:extent cx="5943600" cy="3238500"/>
             <wp:effectExtent l="0" t="0" r="0" b="0"/>
             <wp:docPr id="1" name="image1.png"/>
@@ -918,7 +938,6 @@
                 <w:rFonts w:ascii="Roboto Mono" w:eastAsia="Roboto Mono" w:hAnsi="Roboto Mono" w:cs="Roboto Mono"/>
                 <w:b/>
               </w:rPr>
-              <w:lastRenderedPageBreak/>
               <w:t>Operational Acceptance Testing (OAT)</w:t>
             </w:r>
           </w:p>
@@ -1528,7 +1547,6 @@
                 <w:rFonts w:ascii="Roboto Mono" w:eastAsia="Roboto Mono" w:hAnsi="Roboto Mono" w:cs="Roboto Mono"/>
                 <w:b/>
               </w:rPr>
-              <w:lastRenderedPageBreak/>
               <w:t>Alpha Testing</w:t>
             </w:r>
           </w:p>
@@ -1913,11 +1931,12 @@
       </w:pPr>
     </w:p>
     <w:p/>
+    <w:p/>
     <w:sectPr>
       <w:pgSz w:w="12240" w:h="15840"/>
       <w:pgMar w:top="1440" w:right="1440" w:bottom="1440" w:left="1440" w:header="720" w:footer="720" w:gutter="0"/>
-      <w:pgNumType w:start="1"/>
       <w:cols w:space="720"/>
+      <w:docGrid w:linePitch="360"/>
     </w:sectPr>
   </w:body>
 </w:document>
@@ -2444,18 +2463,6 @@
   <w:style w:type="paragraph" w:default="1" w:styleId="Normal">
     <w:name w:val="Normal"/>
     <w:qFormat/>
-    <w:rsid w:val="007B6D22"/>
-    <w:pPr>
-      <w:spacing w:after="0" w:line="276" w:lineRule="auto"/>
-    </w:pPr>
-    <w:rPr>
-      <w:rFonts w:ascii="Arial" w:eastAsia="Arial" w:hAnsi="Arial" w:cs="Arial"/>
-      <w:kern w:val="0"/>
-      <w:sz w:val="22"/>
-      <w:szCs w:val="22"/>
-      <w:lang w:val="en"/>
-      <w14:ligatures w14:val="none"/>
-    </w:rPr>
   </w:style>
   <w:style w:type="paragraph" w:styleId="Heading1">
     <w:name w:val="heading 1"/>
@@ -2464,7 +2471,7 @@
     <w:link w:val="Heading1Char"/>
     <w:uiPriority w:val="9"/>
     <w:qFormat/>
-    <w:rsid w:val="00255CE4"/>
+    <w:rsid w:val="00E75D99"/>
     <w:pPr>
       <w:keepNext/>
       <w:keepLines/>
@@ -2486,7 +2493,7 @@
     <w:uiPriority w:val="9"/>
     <w:unhideWhenUsed/>
     <w:qFormat/>
-    <w:rsid w:val="00255CE4"/>
+    <w:rsid w:val="00E75D99"/>
     <w:pPr>
       <w:keepNext/>
       <w:keepLines/>
@@ -2509,7 +2516,7 @@
     <w:semiHidden/>
     <w:unhideWhenUsed/>
     <w:qFormat/>
-    <w:rsid w:val="00255CE4"/>
+    <w:rsid w:val="00E75D99"/>
     <w:pPr>
       <w:keepNext/>
       <w:keepLines/>
@@ -2532,7 +2539,7 @@
     <w:semiHidden/>
     <w:unhideWhenUsed/>
     <w:qFormat/>
-    <w:rsid w:val="00255CE4"/>
+    <w:rsid w:val="00E75D99"/>
     <w:pPr>
       <w:keepNext/>
       <w:keepLines/>
@@ -2555,7 +2562,7 @@
     <w:semiHidden/>
     <w:unhideWhenUsed/>
     <w:qFormat/>
-    <w:rsid w:val="00255CE4"/>
+    <w:rsid w:val="00E75D99"/>
     <w:pPr>
       <w:keepNext/>
       <w:keepLines/>
@@ -2576,11 +2583,11 @@
     <w:semiHidden/>
     <w:unhideWhenUsed/>
     <w:qFormat/>
-    <w:rsid w:val="00255CE4"/>
+    <w:rsid w:val="00E75D99"/>
     <w:pPr>
       <w:keepNext/>
       <w:keepLines/>
-      <w:spacing w:before="40"/>
+      <w:spacing w:before="40" w:after="0"/>
       <w:outlineLvl w:val="5"/>
     </w:pPr>
     <w:rPr>
@@ -2599,11 +2606,11 @@
     <w:semiHidden/>
     <w:unhideWhenUsed/>
     <w:qFormat/>
-    <w:rsid w:val="00255CE4"/>
+    <w:rsid w:val="00E75D99"/>
     <w:pPr>
       <w:keepNext/>
       <w:keepLines/>
-      <w:spacing w:before="40"/>
+      <w:spacing w:before="40" w:after="0"/>
       <w:outlineLvl w:val="6"/>
     </w:pPr>
     <w:rPr>
@@ -2620,10 +2627,11 @@
     <w:semiHidden/>
     <w:unhideWhenUsed/>
     <w:qFormat/>
-    <w:rsid w:val="00255CE4"/>
+    <w:rsid w:val="00E75D99"/>
     <w:pPr>
       <w:keepNext/>
       <w:keepLines/>
+      <w:spacing w:after="0"/>
       <w:outlineLvl w:val="7"/>
     </w:pPr>
     <w:rPr>
@@ -2642,10 +2650,11 @@
     <w:semiHidden/>
     <w:unhideWhenUsed/>
     <w:qFormat/>
-    <w:rsid w:val="00255CE4"/>
+    <w:rsid w:val="00E75D99"/>
     <w:pPr>
       <w:keepNext/>
       <w:keepLines/>
+      <w:spacing w:after="0"/>
       <w:outlineLvl w:val="8"/>
     </w:pPr>
     <w:rPr>
@@ -2685,7 +2694,7 @@
     <w:basedOn w:val="DefaultParagraphFont"/>
     <w:link w:val="Heading1"/>
     <w:uiPriority w:val="9"/>
-    <w:rsid w:val="00255CE4"/>
+    <w:rsid w:val="00E75D99"/>
     <w:rPr>
       <w:rFonts w:asciiTheme="majorHAnsi" w:eastAsiaTheme="majorEastAsia" w:hAnsiTheme="majorHAnsi" w:cstheme="majorBidi"/>
       <w:color w:val="2F5496" w:themeColor="accent1" w:themeShade="BF"/>
@@ -2698,7 +2707,7 @@
     <w:basedOn w:val="DefaultParagraphFont"/>
     <w:link w:val="Heading2"/>
     <w:uiPriority w:val="9"/>
-    <w:rsid w:val="00255CE4"/>
+    <w:rsid w:val="00E75D99"/>
     <w:rPr>
       <w:rFonts w:asciiTheme="majorHAnsi" w:eastAsiaTheme="majorEastAsia" w:hAnsiTheme="majorHAnsi" w:cstheme="majorBidi"/>
       <w:color w:val="2F5496" w:themeColor="accent1" w:themeShade="BF"/>
@@ -2712,7 +2721,7 @@
     <w:link w:val="Heading3"/>
     <w:uiPriority w:val="9"/>
     <w:semiHidden/>
-    <w:rsid w:val="00255CE4"/>
+    <w:rsid w:val="00E75D99"/>
     <w:rPr>
       <w:rFonts w:eastAsiaTheme="majorEastAsia" w:cstheme="majorBidi"/>
       <w:color w:val="2F5496" w:themeColor="accent1" w:themeShade="BF"/>
@@ -2726,7 +2735,7 @@
     <w:link w:val="Heading4"/>
     <w:uiPriority w:val="9"/>
     <w:semiHidden/>
-    <w:rsid w:val="00255CE4"/>
+    <w:rsid w:val="00E75D99"/>
     <w:rPr>
       <w:rFonts w:eastAsiaTheme="majorEastAsia" w:cstheme="majorBidi"/>
       <w:i/>
@@ -2740,7 +2749,7 @@
     <w:link w:val="Heading5"/>
     <w:uiPriority w:val="9"/>
     <w:semiHidden/>
-    <w:rsid w:val="00255CE4"/>
+    <w:rsid w:val="00E75D99"/>
     <w:rPr>
       <w:rFonts w:eastAsiaTheme="majorEastAsia" w:cstheme="majorBidi"/>
       <w:color w:val="2F5496" w:themeColor="accent1" w:themeShade="BF"/>
@@ -2752,7 +2761,7 @@
     <w:link w:val="Heading6"/>
     <w:uiPriority w:val="9"/>
     <w:semiHidden/>
-    <w:rsid w:val="00255CE4"/>
+    <w:rsid w:val="00E75D99"/>
     <w:rPr>
       <w:rFonts w:eastAsiaTheme="majorEastAsia" w:cstheme="majorBidi"/>
       <w:i/>
@@ -2766,7 +2775,7 @@
     <w:link w:val="Heading7"/>
     <w:uiPriority w:val="9"/>
     <w:semiHidden/>
-    <w:rsid w:val="00255CE4"/>
+    <w:rsid w:val="00E75D99"/>
     <w:rPr>
       <w:rFonts w:eastAsiaTheme="majorEastAsia" w:cstheme="majorBidi"/>
       <w:color w:val="595959" w:themeColor="text1" w:themeTint="A6"/>
@@ -2778,7 +2787,7 @@
     <w:link w:val="Heading8"/>
     <w:uiPriority w:val="9"/>
     <w:semiHidden/>
-    <w:rsid w:val="00255CE4"/>
+    <w:rsid w:val="00E75D99"/>
     <w:rPr>
       <w:rFonts w:eastAsiaTheme="majorEastAsia" w:cstheme="majorBidi"/>
       <w:i/>
@@ -2792,7 +2801,7 @@
     <w:link w:val="Heading9"/>
     <w:uiPriority w:val="9"/>
     <w:semiHidden/>
-    <w:rsid w:val="00255CE4"/>
+    <w:rsid w:val="00E75D99"/>
     <w:rPr>
       <w:rFonts w:eastAsiaTheme="majorEastAsia" w:cstheme="majorBidi"/>
       <w:color w:val="272727" w:themeColor="text1" w:themeTint="D8"/>
@@ -2805,7 +2814,7 @@
     <w:link w:val="TitleChar"/>
     <w:uiPriority w:val="10"/>
     <w:qFormat/>
-    <w:rsid w:val="00255CE4"/>
+    <w:rsid w:val="00E75D99"/>
     <w:pPr>
       <w:spacing w:after="80" w:line="240" w:lineRule="auto"/>
       <w:contextualSpacing/>
@@ -2823,7 +2832,7 @@
     <w:basedOn w:val="DefaultParagraphFont"/>
     <w:link w:val="Title"/>
     <w:uiPriority w:val="10"/>
-    <w:rsid w:val="00255CE4"/>
+    <w:rsid w:val="00E75D99"/>
     <w:rPr>
       <w:rFonts w:asciiTheme="majorHAnsi" w:eastAsiaTheme="majorEastAsia" w:hAnsiTheme="majorHAnsi" w:cstheme="majorBidi"/>
       <w:spacing w:val="-10"/>
@@ -2839,7 +2848,7 @@
     <w:link w:val="SubtitleChar"/>
     <w:uiPriority w:val="11"/>
     <w:qFormat/>
-    <w:rsid w:val="00255CE4"/>
+    <w:rsid w:val="00E75D99"/>
     <w:pPr>
       <w:numPr>
         <w:ilvl w:val="1"/>
@@ -2858,7 +2867,7 @@
     <w:basedOn w:val="DefaultParagraphFont"/>
     <w:link w:val="Subtitle"/>
     <w:uiPriority w:val="11"/>
-    <w:rsid w:val="00255CE4"/>
+    <w:rsid w:val="00E75D99"/>
     <w:rPr>
       <w:rFonts w:eastAsiaTheme="majorEastAsia" w:cstheme="majorBidi"/>
       <w:color w:val="595959" w:themeColor="text1" w:themeTint="A6"/>
@@ -2874,7 +2883,7 @@
     <w:link w:val="QuoteChar"/>
     <w:uiPriority w:val="29"/>
     <w:qFormat/>
-    <w:rsid w:val="00255CE4"/>
+    <w:rsid w:val="00E75D99"/>
     <w:pPr>
       <w:spacing w:before="160"/>
       <w:jc w:val="center"/>
@@ -2890,7 +2899,7 @@
     <w:basedOn w:val="DefaultParagraphFont"/>
     <w:link w:val="Quote"/>
     <w:uiPriority w:val="29"/>
-    <w:rsid w:val="00255CE4"/>
+    <w:rsid w:val="00E75D99"/>
     <w:rPr>
       <w:i/>
       <w:iCs/>
@@ -2902,7 +2911,7 @@
     <w:basedOn w:val="Normal"/>
     <w:uiPriority w:val="34"/>
     <w:qFormat/>
-    <w:rsid w:val="00255CE4"/>
+    <w:rsid w:val="00E75D99"/>
     <w:pPr>
       <w:ind w:left="720"/>
       <w:contextualSpacing/>
@@ -2913,7 +2922,7 @@
     <w:basedOn w:val="DefaultParagraphFont"/>
     <w:uiPriority w:val="21"/>
     <w:qFormat/>
-    <w:rsid w:val="00255CE4"/>
+    <w:rsid w:val="00E75D99"/>
     <w:rPr>
       <w:i/>
       <w:iCs/>
@@ -2927,7 +2936,7 @@
     <w:link w:val="IntenseQuoteChar"/>
     <w:uiPriority w:val="30"/>
     <w:qFormat/>
-    <w:rsid w:val="00255CE4"/>
+    <w:rsid w:val="00E75D99"/>
     <w:pPr>
       <w:pBdr>
         <w:top w:val="single" w:sz="4" w:space="10" w:color="2F5496" w:themeColor="accent1" w:themeShade="BF"/>
@@ -2948,7 +2957,7 @@
     <w:basedOn w:val="DefaultParagraphFont"/>
     <w:link w:val="IntenseQuote"/>
     <w:uiPriority w:val="30"/>
-    <w:rsid w:val="00255CE4"/>
+    <w:rsid w:val="00E75D99"/>
     <w:rPr>
       <w:i/>
       <w:iCs/>
@@ -2960,7 +2969,7 @@
     <w:basedOn w:val="DefaultParagraphFont"/>
     <w:uiPriority w:val="32"/>
     <w:qFormat/>
-    <w:rsid w:val="00255CE4"/>
+    <w:rsid w:val="00E75D99"/>
     <w:rPr>
       <w:b/>
       <w:bCs/>
